--- a/abstract/When_Compact_Encoders_Should_Abstain_EEML_Extended_Abstract.docx
+++ b/abstract/When_Compact_Encoders_Should_Abstain_EEML_Extended_Abstract.docx
@@ -24,19 +24,20 @@
     </w:p>
     <w:p>
       <w:pPr>
-        <w:pStyle w:val="TSmall"/>
-        <w:spacing w:after="0"/>
+        <w:pStyle w:val="TH1"/>
+        <w:keepNext/>
+        <w:spacing w:before="0" w:after="0"/>
         <w:jc w:val="center"/>
         <w:rPr>
+          <w:b w:val="0"/>
           <w:color w:val="auto"/>
-          <w:sz w:val="24"/>
           <w:szCs w:val="24"/>
         </w:rPr>
       </w:pPr>
       <w:r>
         <w:rPr>
+          <w:b w:val="0"/>
           <w:color w:val="auto"/>
-          <w:sz w:val="24"/>
           <w:szCs w:val="24"/>
         </w:rPr>
         <w:t xml:space="preserve">Polina </w:t>
@@ -44,13 +45,83 @@
       <w:proofErr w:type="spellStart"/>
       <w:r>
         <w:rPr>
+          <w:b w:val="0"/>
           <w:color w:val="auto"/>
-          <w:sz w:val="24"/>
           <w:szCs w:val="24"/>
         </w:rPr>
         <w:t>Chudinova</w:t>
       </w:r>
       <w:proofErr w:type="spellEnd"/>
+    </w:p>
+    <w:p>
+      <w:pPr>
+        <w:pStyle w:val="TH1"/>
+        <w:keepNext/>
+        <w:spacing w:before="0" w:after="0"/>
+        <w:jc w:val="center"/>
+        <w:rPr>
+          <w:b w:val="0"/>
+          <w:color w:val="auto"/>
+          <w:szCs w:val="24"/>
+        </w:rPr>
+      </w:pPr>
+      <w:r>
+        <w:rPr>
+          <w:b w:val="0"/>
+          <w:color w:val="auto"/>
+          <w:szCs w:val="24"/>
+        </w:rPr>
+        <w:t xml:space="preserve">Russian State Agrarian University - Moscow </w:t>
+      </w:r>
+      <w:proofErr w:type="spellStart"/>
+      <w:r>
+        <w:rPr>
+          <w:b w:val="0"/>
+          <w:color w:val="auto"/>
+          <w:szCs w:val="24"/>
+        </w:rPr>
+        <w:t>Timiryazev</w:t>
+      </w:r>
+      <w:proofErr w:type="spellEnd"/>
+      <w:r>
+        <w:rPr>
+          <w:b w:val="0"/>
+          <w:color w:val="auto"/>
+          <w:szCs w:val="24"/>
+        </w:rPr>
+        <w:t xml:space="preserve"> Agricultural Academy, Moscow, Russia</w:t>
+      </w:r>
+    </w:p>
+    <w:p>
+      <w:pPr>
+        <w:pStyle w:val="TH1"/>
+        <w:keepNext/>
+        <w:spacing w:before="0" w:after="0"/>
+        <w:jc w:val="center"/>
+        <w:rPr>
+          <w:b w:val="0"/>
+          <w:color w:val="auto"/>
+          <w:szCs w:val="24"/>
+        </w:rPr>
+      </w:pPr>
+      <w:r>
+        <w:rPr>
+          <w:b w:val="0"/>
+          <w:color w:val="auto"/>
+          <w:szCs w:val="24"/>
+        </w:rPr>
+        <w:t xml:space="preserve">Email: </w:t>
+      </w:r>
+      <w:hyperlink r:id="rId6" w:history="1">
+        <w:r>
+          <w:rPr>
+            <w:rStyle w:val="aff8"/>
+            <w:b w:val="0"/>
+            <w:szCs w:val="24"/>
+          </w:rPr>
+          <w:t>polina_chudinova01@mail.ru</w:t>
+        </w:r>
+      </w:hyperlink>
     </w:p>
     <w:p>
       <w:pPr>
@@ -175,7 +246,7 @@
                     <pic:cNvPicPr/>
                   </pic:nvPicPr>
                   <pic:blipFill>
-                    <a:blip r:embed="rId6"/>
+                    <a:blip r:embed="rId7"/>
                     <a:stretch>
                       <a:fillRect/>
                     </a:stretch>
@@ -382,7 +453,7 @@
                     <pic:cNvPicPr/>
                   </pic:nvPicPr>
                   <pic:blipFill>
-                    <a:blip r:embed="rId7"/>
+                    <a:blip r:embed="rId8"/>
                     <a:stretch>
                       <a:fillRect/>
                     </a:stretch>
@@ -1744,7 +1815,6 @@
   <w:style w:type="character" w:default="1" w:styleId="a2">
     <w:name w:val="Default Paragraph Font"/>
     <w:uiPriority w:val="1"/>
-    <w:semiHidden/>
     <w:unhideWhenUsed/>
   </w:style>
   <w:style w:type="table" w:default="1" w:styleId="a3">
@@ -12588,6 +12658,29 @@
     </w:pPr>
     <w:rPr>
       <w:sz w:val="18"/>
+    </w:rPr>
+  </w:style>
+  <w:style w:type="character" w:styleId="aff8">
+    <w:name w:val="Hyperlink"/>
+    <w:basedOn w:val="a2"/>
+    <w:uiPriority w:val="99"/>
+    <w:unhideWhenUsed/>
+    <w:rsid w:val="000D2F92"/>
+    <w:rPr>
+      <w:color w:val="0000FF" w:themeColor="hyperlink"/>
+      <w:u w:val="single"/>
+    </w:rPr>
+  </w:style>
+  <w:style w:type="character" w:styleId="aff9">
+    <w:name w:val="Unresolved Mention"/>
+    <w:basedOn w:val="a2"/>
+    <w:uiPriority w:val="99"/>
+    <w:semiHidden/>
+    <w:unhideWhenUsed/>
+    <w:rsid w:val="000D2F92"/>
+    <w:rPr>
+      <w:color w:val="605E5C"/>
+      <w:shd w:val="clear" w:color="auto" w:fill="E1DFDD"/>
     </w:rPr>
   </w:style>
 </w:styles>
